--- a/pluska2526/TicketOutTheDoor/Set31PoissonDistributionsAndPropertiesOfExpectationAndVariance/Set31TicketOutTheDoorPython.docx
+++ b/pluska2526/TicketOutTheDoor/Set31PoissonDistributionsAndPropertiesOfExpectationAndVariance/Set31TicketOutTheDoorPython.docx
@@ -182,6 +182,20 @@
           <w:p>
             <w:pPr>
               <w:rPr>
+                <w:rStyle w:val="Strong"/>
+              </w:rPr>
+            </w:pPr>
+          </w:p>
+          <w:p>
+            <w:pPr>
+              <w:rPr>
+                <w:rStyle w:val="Strong"/>
+              </w:rPr>
+            </w:pPr>
+          </w:p>
+          <w:p>
+            <w:pPr>
+              <w:rPr>
                 <w:b/>
                 <w:bCs/>
                 <w:color w:val="FF0000"/>
@@ -189,91 +203,6 @@
                 <w:szCs w:val="20"/>
               </w:rPr>
             </w:pPr>
-            <w:r>
-              <w:rPr>
-                <w:rStyle w:val="Strong"/>
-                <w:color w:val="FF0000"/>
-                <w:sz w:val="20"/>
-                <w:szCs w:val="20"/>
-              </w:rPr>
-              <w:t>Best choice:</w:t>
-            </w:r>
-            <w:r>
-              <w:rPr>
-                <w:color w:val="FF0000"/>
-                <w:sz w:val="20"/>
-                <w:szCs w:val="20"/>
-              </w:rPr>
-              <w:t xml:space="preserve"> </w:t>
-            </w:r>
-            <w:r>
-              <w:rPr>
-                <w:rStyle w:val="Strong"/>
-                <w:color w:val="FF0000"/>
-                <w:sz w:val="20"/>
-                <w:szCs w:val="20"/>
-              </w:rPr>
-              <w:t>Binomial distribution</w:t>
-            </w:r>
-            <w:r>
-              <w:rPr>
-                <w:color w:val="FF0000"/>
-                <w:sz w:val="20"/>
-                <w:szCs w:val="20"/>
-              </w:rPr>
-              <w:br/>
-            </w:r>
-            <w:r>
-              <w:rPr>
-                <w:rStyle w:val="Strong"/>
-                <w:color w:val="FF0000"/>
-                <w:sz w:val="20"/>
-                <w:szCs w:val="20"/>
-              </w:rPr>
-              <w:t>Why:</w:t>
-            </w:r>
-            <w:r>
-              <w:rPr>
-                <w:color w:val="FF0000"/>
-                <w:sz w:val="20"/>
-                <w:szCs w:val="20"/>
-              </w:rPr>
-              <w:t xml:space="preserve"> This counts the number of </w:t>
-            </w:r>
-            <w:r>
-              <w:rPr>
-                <w:rStyle w:val="Strong"/>
-                <w:color w:val="FF0000"/>
-                <w:sz w:val="20"/>
-                <w:szCs w:val="20"/>
-              </w:rPr>
-              <w:t>successes</w:t>
-            </w:r>
-            <w:r>
-              <w:rPr>
-                <w:color w:val="FF0000"/>
-                <w:sz w:val="20"/>
-                <w:szCs w:val="20"/>
-              </w:rPr>
-              <w:t xml:space="preserve"> out of a </w:t>
-            </w:r>
-            <w:r>
-              <w:rPr>
-                <w:rStyle w:val="Strong"/>
-                <w:color w:val="FF0000"/>
-                <w:sz w:val="20"/>
-                <w:szCs w:val="20"/>
-              </w:rPr>
-              <w:t>fixed number of trials</w:t>
-            </w:r>
-            <w:r>
-              <w:rPr>
-                <w:color w:val="FF0000"/>
-                <w:sz w:val="20"/>
-                <w:szCs w:val="20"/>
-              </w:rPr>
-              <w:t>. Each free throw is a trial, and each shot is either make or miss.</w:t>
-            </w:r>
           </w:p>
         </w:tc>
       </w:tr>
@@ -332,74 +261,17 @@
                 <w:szCs w:val="20"/>
               </w:rPr>
             </w:pPr>
-            <w:r>
+          </w:p>
+          <w:p>
+            <w:pPr>
+              <w:shd w:val="clear" w:color="auto" w:fill="FFFFFF"/>
               <w:rPr>
                 <w:rStyle w:val="Strong"/>
                 <w:color w:val="FF0000"/>
                 <w:sz w:val="20"/>
                 <w:szCs w:val="20"/>
               </w:rPr>
-              <w:t>Best choice:</w:t>
-            </w:r>
-            <w:r>
-              <w:rPr>
-                <w:color w:val="FF0000"/>
-                <w:sz w:val="20"/>
-                <w:szCs w:val="20"/>
-              </w:rPr>
-              <w:t xml:space="preserve"> </w:t>
-            </w:r>
-            <w:r>
-              <w:rPr>
-                <w:rStyle w:val="Strong"/>
-                <w:color w:val="FF0000"/>
-                <w:sz w:val="20"/>
-                <w:szCs w:val="20"/>
-              </w:rPr>
-              <w:t>Poisson distribution</w:t>
-            </w:r>
-            <w:r>
-              <w:rPr>
-                <w:color w:val="FF0000"/>
-                <w:sz w:val="20"/>
-                <w:szCs w:val="20"/>
-              </w:rPr>
-              <w:br/>
-            </w:r>
-            <w:r>
-              <w:rPr>
-                <w:rStyle w:val="Strong"/>
-                <w:color w:val="FF0000"/>
-                <w:sz w:val="20"/>
-                <w:szCs w:val="20"/>
-              </w:rPr>
-              <w:t>Why:</w:t>
-            </w:r>
-            <w:r>
-              <w:rPr>
-                <w:color w:val="FF0000"/>
-                <w:sz w:val="20"/>
-                <w:szCs w:val="20"/>
-              </w:rPr>
-              <w:t xml:space="preserve"> This is a count of how many times an event happens in a </w:t>
-            </w:r>
-            <w:r>
-              <w:rPr>
-                <w:rStyle w:val="Strong"/>
-                <w:color w:val="FF0000"/>
-                <w:sz w:val="20"/>
-                <w:szCs w:val="20"/>
-              </w:rPr>
-              <w:t>fixed time interval</w:t>
-            </w:r>
-            <w:r>
-              <w:rPr>
-                <w:color w:val="FF0000"/>
-                <w:sz w:val="20"/>
-                <w:szCs w:val="20"/>
-              </w:rPr>
-              <w:t>.</w:t>
-            </w:r>
+            </w:pPr>
           </w:p>
           <w:p>
             <w:pPr>
@@ -462,6 +334,26 @@
           <w:p>
             <w:pPr>
               <w:rPr>
+                <w:rStyle w:val="Strong"/>
+                <w:color w:val="FF0000"/>
+                <w:sz w:val="20"/>
+                <w:szCs w:val="20"/>
+              </w:rPr>
+            </w:pPr>
+          </w:p>
+          <w:p>
+            <w:pPr>
+              <w:rPr>
+                <w:rStyle w:val="Strong"/>
+                <w:color w:val="FF0000"/>
+                <w:sz w:val="20"/>
+                <w:szCs w:val="20"/>
+              </w:rPr>
+            </w:pPr>
+          </w:p>
+          <w:p>
+            <w:pPr>
+              <w:rPr>
                 <w:b/>
                 <w:bCs/>
                 <w:color w:val="FF0000"/>
@@ -469,74 +361,6 @@
                 <w:szCs w:val="20"/>
               </w:rPr>
             </w:pPr>
-            <w:r>
-              <w:rPr>
-                <w:rStyle w:val="Strong"/>
-                <w:color w:val="FF0000"/>
-                <w:sz w:val="20"/>
-                <w:szCs w:val="20"/>
-              </w:rPr>
-              <w:t>Best choice:</w:t>
-            </w:r>
-            <w:r>
-              <w:rPr>
-                <w:color w:val="FF0000"/>
-                <w:sz w:val="20"/>
-                <w:szCs w:val="20"/>
-              </w:rPr>
-              <w:t xml:space="preserve"> </w:t>
-            </w:r>
-            <w:r>
-              <w:rPr>
-                <w:rStyle w:val="Strong"/>
-                <w:color w:val="FF0000"/>
-                <w:sz w:val="20"/>
-                <w:szCs w:val="20"/>
-              </w:rPr>
-              <w:t>Normal distribution</w:t>
-            </w:r>
-            <w:r>
-              <w:rPr>
-                <w:color w:val="FF0000"/>
-                <w:sz w:val="20"/>
-                <w:szCs w:val="20"/>
-              </w:rPr>
-              <w:br/>
-            </w:r>
-            <w:r>
-              <w:rPr>
-                <w:rStyle w:val="Strong"/>
-                <w:color w:val="FF0000"/>
-                <w:sz w:val="20"/>
-                <w:szCs w:val="20"/>
-              </w:rPr>
-              <w:t>Why:</w:t>
-            </w:r>
-            <w:r>
-              <w:rPr>
-                <w:color w:val="FF0000"/>
-                <w:sz w:val="20"/>
-                <w:szCs w:val="20"/>
-              </w:rPr>
-              <w:t xml:space="preserve"> Height is a </w:t>
-            </w:r>
-            <w:r>
-              <w:rPr>
-                <w:rStyle w:val="Strong"/>
-                <w:color w:val="FF0000"/>
-                <w:sz w:val="20"/>
-                <w:szCs w:val="20"/>
-              </w:rPr>
-              <w:t>continuous measurement</w:t>
-            </w:r>
-            <w:r>
-              <w:rPr>
-                <w:color w:val="FF0000"/>
-                <w:sz w:val="20"/>
-                <w:szCs w:val="20"/>
-              </w:rPr>
-              <w:t>, and values often cluster around an average with fewer students much shorter or much taller.</w:t>
-            </w:r>
           </w:p>
         </w:tc>
       </w:tr>
@@ -589,6 +413,26 @@
             <w:pPr>
               <w:rPr>
                 <w:rStyle w:val="Strong"/>
+                <w:color w:val="FF0000"/>
+                <w:sz w:val="20"/>
+                <w:szCs w:val="20"/>
+              </w:rPr>
+            </w:pPr>
+          </w:p>
+          <w:p>
+            <w:pPr>
+              <w:rPr>
+                <w:rStyle w:val="Strong"/>
+                <w:color w:val="FF0000"/>
+                <w:sz w:val="20"/>
+                <w:szCs w:val="20"/>
+              </w:rPr>
+            </w:pPr>
+          </w:p>
+          <w:p>
+            <w:pPr>
+              <w:rPr>
+                <w:rStyle w:val="Strong"/>
                 <w:b w:val="0"/>
                 <w:bCs w:val="0"/>
                 <w:color w:val="FF0000"/>
@@ -596,91 +440,6 @@
                 <w:szCs w:val="20"/>
               </w:rPr>
             </w:pPr>
-            <w:r>
-              <w:rPr>
-                <w:rStyle w:val="Strong"/>
-                <w:color w:val="FF0000"/>
-                <w:sz w:val="20"/>
-                <w:szCs w:val="20"/>
-              </w:rPr>
-              <w:t>Best choice:</w:t>
-            </w:r>
-            <w:r>
-              <w:rPr>
-                <w:color w:val="FF0000"/>
-                <w:sz w:val="20"/>
-                <w:szCs w:val="20"/>
-              </w:rPr>
-              <w:t xml:space="preserve"> </w:t>
-            </w:r>
-            <w:r>
-              <w:rPr>
-                <w:rStyle w:val="Strong"/>
-                <w:color w:val="FF0000"/>
-                <w:sz w:val="20"/>
-                <w:szCs w:val="20"/>
-              </w:rPr>
-              <w:t>Binomial distribution</w:t>
-            </w:r>
-            <w:r>
-              <w:rPr>
-                <w:color w:val="FF0000"/>
-                <w:sz w:val="20"/>
-                <w:szCs w:val="20"/>
-              </w:rPr>
-              <w:br/>
-            </w:r>
-            <w:r>
-              <w:rPr>
-                <w:rStyle w:val="Strong"/>
-                <w:color w:val="FF0000"/>
-                <w:sz w:val="20"/>
-                <w:szCs w:val="20"/>
-              </w:rPr>
-              <w:t>Why:</w:t>
-            </w:r>
-            <w:r>
-              <w:rPr>
-                <w:color w:val="FF0000"/>
-                <w:sz w:val="20"/>
-                <w:szCs w:val="20"/>
-              </w:rPr>
-              <w:t xml:space="preserve"> This is the number of </w:t>
-            </w:r>
-            <w:r>
-              <w:rPr>
-                <w:rStyle w:val="Strong"/>
-                <w:color w:val="FF0000"/>
-                <w:sz w:val="20"/>
-                <w:szCs w:val="20"/>
-              </w:rPr>
-              <w:t>successes</w:t>
-            </w:r>
-            <w:r>
-              <w:rPr>
-                <w:color w:val="FF0000"/>
-                <w:sz w:val="20"/>
-                <w:szCs w:val="20"/>
-              </w:rPr>
-              <w:t xml:space="preserve"> or outcomes of interest, here defective bulbs, out of a </w:t>
-            </w:r>
-            <w:r>
-              <w:rPr>
-                <w:rStyle w:val="Strong"/>
-                <w:color w:val="FF0000"/>
-                <w:sz w:val="20"/>
-                <w:szCs w:val="20"/>
-              </w:rPr>
-              <w:t>fixed number of trials</w:t>
-            </w:r>
-            <w:r>
-              <w:rPr>
-                <w:color w:val="FF0000"/>
-                <w:sz w:val="20"/>
-                <w:szCs w:val="20"/>
-              </w:rPr>
-              <w:t>.</w:t>
-            </w:r>
           </w:p>
         </w:tc>
       </w:tr>
@@ -840,74 +599,16 @@
                 <w:szCs w:val="20"/>
               </w:rPr>
             </w:pPr>
-            <w:r>
+          </w:p>
+          <w:p>
+            <w:pPr>
               <w:rPr>
                 <w:rStyle w:val="Strong"/>
                 <w:color w:val="FF0000"/>
                 <w:sz w:val="20"/>
                 <w:szCs w:val="20"/>
               </w:rPr>
-              <w:t>Best choice:</w:t>
-            </w:r>
-            <w:r>
-              <w:rPr>
-                <w:color w:val="FF0000"/>
-                <w:sz w:val="20"/>
-                <w:szCs w:val="20"/>
-              </w:rPr>
-              <w:t xml:space="preserve"> </w:t>
-            </w:r>
-            <w:r>
-              <w:rPr>
-                <w:rStyle w:val="Strong"/>
-                <w:color w:val="FF0000"/>
-                <w:sz w:val="20"/>
-                <w:szCs w:val="20"/>
-              </w:rPr>
-              <w:t>Poisson distribution</w:t>
-            </w:r>
-            <w:r>
-              <w:rPr>
-                <w:color w:val="FF0000"/>
-                <w:sz w:val="20"/>
-                <w:szCs w:val="20"/>
-              </w:rPr>
-              <w:br/>
-            </w:r>
-            <w:r>
-              <w:rPr>
-                <w:rStyle w:val="Strong"/>
-                <w:color w:val="FF0000"/>
-                <w:sz w:val="20"/>
-                <w:szCs w:val="20"/>
-              </w:rPr>
-              <w:t>Why:</w:t>
-            </w:r>
-            <w:r>
-              <w:rPr>
-                <w:color w:val="FF0000"/>
-                <w:sz w:val="20"/>
-                <w:szCs w:val="20"/>
-              </w:rPr>
-              <w:t xml:space="preserve"> This is a count of events occurring in a </w:t>
-            </w:r>
-            <w:r>
-              <w:rPr>
-                <w:rStyle w:val="Strong"/>
-                <w:color w:val="FF0000"/>
-                <w:sz w:val="20"/>
-                <w:szCs w:val="20"/>
-              </w:rPr>
-              <w:t>fixed interval of time</w:t>
-            </w:r>
-            <w:r>
-              <w:rPr>
-                <w:color w:val="FF0000"/>
-                <w:sz w:val="20"/>
-                <w:szCs w:val="20"/>
-              </w:rPr>
-              <w:t>.</w:t>
-            </w:r>
+            </w:pPr>
           </w:p>
           <w:p>
             <w:pPr>
@@ -1000,74 +701,16 @@
                 <w:szCs w:val="20"/>
               </w:rPr>
             </w:pPr>
-            <w:r>
+          </w:p>
+          <w:p>
+            <w:pPr>
               <w:rPr>
                 <w:rStyle w:val="Strong"/>
                 <w:color w:val="FF0000"/>
                 <w:sz w:val="20"/>
                 <w:szCs w:val="20"/>
               </w:rPr>
-              <w:t>Best choice:</w:t>
-            </w:r>
-            <w:r>
-              <w:rPr>
-                <w:color w:val="FF0000"/>
-                <w:sz w:val="20"/>
-                <w:szCs w:val="20"/>
-              </w:rPr>
-              <w:t xml:space="preserve"> </w:t>
-            </w:r>
-            <w:r>
-              <w:rPr>
-                <w:rStyle w:val="Strong"/>
-                <w:color w:val="FF0000"/>
-                <w:sz w:val="20"/>
-                <w:szCs w:val="20"/>
-              </w:rPr>
-              <w:t>Normal distribution</w:t>
-            </w:r>
-            <w:r>
-              <w:rPr>
-                <w:color w:val="FF0000"/>
-                <w:sz w:val="20"/>
-                <w:szCs w:val="20"/>
-              </w:rPr>
-              <w:br/>
-            </w:r>
-            <w:r>
-              <w:rPr>
-                <w:rStyle w:val="Strong"/>
-                <w:color w:val="FF0000"/>
-                <w:sz w:val="20"/>
-                <w:szCs w:val="20"/>
-              </w:rPr>
-              <w:t>Why:</w:t>
-            </w:r>
-            <w:r>
-              <w:rPr>
-                <w:color w:val="FF0000"/>
-                <w:sz w:val="20"/>
-                <w:szCs w:val="20"/>
-              </w:rPr>
-              <w:t xml:space="preserve"> Temperature is a </w:t>
-            </w:r>
-            <w:r>
-              <w:rPr>
-                <w:rStyle w:val="Strong"/>
-                <w:color w:val="FF0000"/>
-                <w:sz w:val="20"/>
-                <w:szCs w:val="20"/>
-              </w:rPr>
-              <w:t>continuous variable</w:t>
-            </w:r>
-            <w:r>
-              <w:rPr>
-                <w:color w:val="FF0000"/>
-                <w:sz w:val="20"/>
-                <w:szCs w:val="20"/>
-              </w:rPr>
-              <w:t>, and daily temperatures often vary around an average.</w:t>
-            </w:r>
+            </w:pPr>
           </w:p>
           <w:p>
             <w:pPr>
@@ -1328,6 +971,38 @@
               </w:drawing>
             </w:r>
           </w:p>
+          <w:p>
+            <w:pPr>
+              <w:rPr>
+                <w:sz w:val="20"/>
+                <w:szCs w:val="20"/>
+              </w:rPr>
+            </w:pPr>
+          </w:p>
+          <w:p>
+            <w:pPr>
+              <w:rPr>
+                <w:sz w:val="20"/>
+                <w:szCs w:val="20"/>
+              </w:rPr>
+            </w:pPr>
+          </w:p>
+          <w:p>
+            <w:pPr>
+              <w:rPr>
+                <w:sz w:val="20"/>
+                <w:szCs w:val="20"/>
+              </w:rPr>
+            </w:pPr>
+          </w:p>
+          <w:p>
+            <w:pPr>
+              <w:rPr>
+                <w:sz w:val="20"/>
+                <w:szCs w:val="20"/>
+              </w:rPr>
+            </w:pPr>
+          </w:p>
         </w:tc>
       </w:tr>
       <w:tr>
@@ -1361,10 +1036,10 @@
                 <w:szCs w:val="20"/>
                 <w:shd w:val="clear" w:color="auto" w:fill="FFFFFF"/>
               </w:rPr>
+              <w:lastRenderedPageBreak/>
               <w:t xml:space="preserve">Use the </w:t>
             </w:r>
             <w:proofErr w:type="spellStart"/>
-            <w:proofErr w:type="gramStart"/>
             <w:r>
               <w:rPr>
                 <w:rFonts w:asciiTheme="minorHAnsi" w:hAnsiTheme="minorHAnsi" w:cstheme="minorHAnsi"/>
@@ -1388,20 +1063,7 @@
                 <w:szCs w:val="20"/>
                 <w:shd w:val="clear" w:color="auto" w:fill="FFFFFF"/>
               </w:rPr>
-              <w:t>(</w:t>
-            </w:r>
-            <w:proofErr w:type="gramEnd"/>
-            <w:r>
-              <w:rPr>
-                <w:rFonts w:asciiTheme="minorHAnsi" w:hAnsiTheme="minorHAnsi" w:cstheme="minorHAnsi"/>
-                <w:i/>
-                <w:iCs/>
-                <w:color w:val="10162F"/>
-                <w:sz w:val="20"/>
-                <w:szCs w:val="20"/>
-                <w:shd w:val="clear" w:color="auto" w:fill="FFFFFF"/>
-              </w:rPr>
-              <w:t>)</w:t>
+              <w:t>()</w:t>
             </w:r>
             <w:r>
               <w:rPr>
@@ -1413,17 +1075,6 @@
               </w:rPr>
               <w:t xml:space="preserve"> method below to show how to calculate the probability of getting exactly 15 calls in this time frame. </w:t>
             </w:r>
-          </w:p>
-          <w:p>
-            <w:pPr>
-              <w:rPr>
-                <w:rFonts w:asciiTheme="minorHAnsi" w:hAnsiTheme="minorHAnsi" w:cstheme="minorHAnsi"/>
-                <w:color w:val="10162F"/>
-                <w:sz w:val="20"/>
-                <w:szCs w:val="20"/>
-                <w:shd w:val="clear" w:color="auto" w:fill="FFFFFF"/>
-              </w:rPr>
-            </w:pPr>
           </w:p>
           <w:p>
             <w:pPr>
@@ -1437,7 +1088,6 @@
               </w:rPr>
             </w:pPr>
             <w:proofErr w:type="spellStart"/>
-            <w:proofErr w:type="gramStart"/>
             <w:r>
               <w:rPr>
                 <w:rFonts w:ascii="Consolas" w:hAnsi="Consolas"/>
@@ -1493,7 +1143,6 @@
               </w:rPr>
               <w:t>(</w:t>
             </w:r>
-            <w:proofErr w:type="gramEnd"/>
             <w:r>
               <w:rPr>
                 <w:rFonts w:ascii="Consolas" w:hAnsi="Consolas"/>
@@ -1567,38 +1216,6 @@
                 <w:szCs w:val="21"/>
               </w:rPr>
             </w:pPr>
-            <w:proofErr w:type="spellStart"/>
-            <w:proofErr w:type="gramStart"/>
-            <w:r>
-              <w:rPr>
-                <w:rFonts w:ascii="Consolas" w:hAnsi="Consolas"/>
-                <w:color w:val="FF0000"/>
-                <w:sz w:val="21"/>
-                <w:szCs w:val="21"/>
-              </w:rPr>
-              <w:lastRenderedPageBreak/>
-              <w:t>stats.poisson.pmf</w:t>
-            </w:r>
-            <w:proofErr w:type="spellEnd"/>
-            <w:r>
-              <w:rPr>
-                <w:rFonts w:ascii="Consolas" w:hAnsi="Consolas"/>
-                <w:color w:val="FF0000"/>
-                <w:sz w:val="21"/>
-                <w:szCs w:val="21"/>
-              </w:rPr>
-              <w:t>(</w:t>
-            </w:r>
-            <w:proofErr w:type="gramEnd"/>
-            <w:r>
-              <w:rPr>
-                <w:rFonts w:ascii="Consolas" w:hAnsi="Consolas"/>
-                <w:color w:val="FF0000"/>
-                <w:sz w:val="21"/>
-                <w:szCs w:val="21"/>
-              </w:rPr>
-              <w:t>15,15)</w:t>
-            </w:r>
           </w:p>
           <w:p>
             <w:pPr>
@@ -1677,86 +1294,18 @@
                 <w:szCs w:val="21"/>
               </w:rPr>
             </w:pPr>
-            <w:r>
+          </w:p>
+          <w:p>
+            <w:pPr>
+              <w:shd w:val="clear" w:color="auto" w:fill="FFFFFF"/>
+              <w:spacing w:line="285" w:lineRule="atLeast"/>
               <w:rPr>
                 <w:rFonts w:ascii="Consolas" w:hAnsi="Consolas"/>
                 <w:color w:val="FF0000"/>
                 <w:sz w:val="21"/>
                 <w:szCs w:val="21"/>
               </w:rPr>
-              <w:t xml:space="preserve">prob_7_to_9 = </w:t>
-            </w:r>
-            <w:proofErr w:type="spellStart"/>
-            <w:proofErr w:type="gramStart"/>
-            <w:r>
-              <w:rPr>
-                <w:rFonts w:ascii="Consolas" w:hAnsi="Consolas"/>
-                <w:color w:val="FF0000"/>
-                <w:sz w:val="21"/>
-                <w:szCs w:val="21"/>
-              </w:rPr>
-              <w:t>stats.poisson.pmf</w:t>
-            </w:r>
-            <w:proofErr w:type="spellEnd"/>
-            <w:r>
-              <w:rPr>
-                <w:rFonts w:ascii="Consolas" w:hAnsi="Consolas"/>
-                <w:color w:val="FF0000"/>
-                <w:sz w:val="21"/>
-                <w:szCs w:val="21"/>
-              </w:rPr>
-              <w:t>(</w:t>
-            </w:r>
-            <w:proofErr w:type="gramEnd"/>
-            <w:r>
-              <w:rPr>
-                <w:rFonts w:ascii="Consolas" w:hAnsi="Consolas"/>
-                <w:color w:val="FF0000"/>
-                <w:sz w:val="21"/>
-                <w:szCs w:val="21"/>
-              </w:rPr>
-              <w:t xml:space="preserve">7, 15) + </w:t>
-            </w:r>
-            <w:proofErr w:type="spellStart"/>
-            <w:r>
-              <w:rPr>
-                <w:rFonts w:ascii="Consolas" w:hAnsi="Consolas"/>
-                <w:color w:val="FF0000"/>
-                <w:sz w:val="21"/>
-                <w:szCs w:val="21"/>
-              </w:rPr>
-              <w:t>stats.poisson.pmf</w:t>
-            </w:r>
-            <w:proofErr w:type="spellEnd"/>
-            <w:r>
-              <w:rPr>
-                <w:rFonts w:ascii="Consolas" w:hAnsi="Consolas"/>
-                <w:color w:val="FF0000"/>
-                <w:sz w:val="21"/>
-                <w:szCs w:val="21"/>
-              </w:rPr>
-              <w:t xml:space="preserve">(8, 15) + </w:t>
-            </w:r>
-            <w:proofErr w:type="spellStart"/>
-            <w:r>
-              <w:rPr>
-                <w:rFonts w:ascii="Consolas" w:hAnsi="Consolas"/>
-                <w:color w:val="FF0000"/>
-                <w:sz w:val="21"/>
-                <w:szCs w:val="21"/>
-              </w:rPr>
-              <w:t>stats.poisson.pmf</w:t>
-            </w:r>
-            <w:proofErr w:type="spellEnd"/>
-            <w:r>
-              <w:rPr>
-                <w:rFonts w:ascii="Consolas" w:hAnsi="Consolas"/>
-                <w:color w:val="FF0000"/>
-                <w:sz w:val="21"/>
-                <w:szCs w:val="21"/>
-              </w:rPr>
-              <w:t>(9, 15)</w:t>
-            </w:r>
+            </w:pPr>
           </w:p>
           <w:p>
             <w:pPr>
@@ -2124,7 +1673,6 @@
               <w:t xml:space="preserve">Use the </w:t>
             </w:r>
             <w:proofErr w:type="spellStart"/>
-            <w:proofErr w:type="gramStart"/>
             <w:r>
               <w:rPr>
                 <w:rFonts w:asciiTheme="minorHAnsi" w:hAnsiTheme="minorHAnsi" w:cstheme="minorHAnsi"/>
@@ -2148,20 +1696,7 @@
                 <w:szCs w:val="20"/>
                 <w:shd w:val="clear" w:color="auto" w:fill="FFFFFF"/>
               </w:rPr>
-              <w:t>(</w:t>
-            </w:r>
-            <w:proofErr w:type="gramEnd"/>
-            <w:r>
-              <w:rPr>
-                <w:rFonts w:asciiTheme="minorHAnsi" w:hAnsiTheme="minorHAnsi" w:cstheme="minorHAnsi"/>
-                <w:i/>
-                <w:iCs/>
-                <w:color w:val="10162F"/>
-                <w:sz w:val="20"/>
-                <w:szCs w:val="20"/>
-                <w:shd w:val="clear" w:color="auto" w:fill="FFFFFF"/>
-              </w:rPr>
-              <w:t>)</w:t>
+              <w:t>()</w:t>
             </w:r>
             <w:r>
               <w:rPr>
@@ -2196,7 +1731,6 @@
               </w:rPr>
             </w:pPr>
             <w:proofErr w:type="spellStart"/>
-            <w:proofErr w:type="gramStart"/>
             <w:r>
               <w:rPr>
                 <w:rFonts w:ascii="Consolas" w:hAnsi="Consolas"/>
@@ -2252,7 +1786,6 @@
               </w:rPr>
               <w:t>(</w:t>
             </w:r>
-            <w:proofErr w:type="gramEnd"/>
             <w:r>
               <w:rPr>
                 <w:rFonts w:ascii="Consolas" w:hAnsi="Consolas"/>
@@ -2324,46 +1857,6 @@
                 <w:szCs w:val="20"/>
               </w:rPr>
             </w:pPr>
-            <w:r>
-              <w:rPr>
-                <w:rFonts w:ascii="Consolas" w:hAnsi="Consolas"/>
-                <w:color w:val="FF0000"/>
-                <w:sz w:val="20"/>
-                <w:szCs w:val="20"/>
-              </w:rPr>
-              <w:t xml:space="preserve">prob_more_than_20 = 1 - </w:t>
-            </w:r>
-            <w:proofErr w:type="spellStart"/>
-            <w:proofErr w:type="gramStart"/>
-            <w:r>
-              <w:rPr>
-                <w:rFonts w:ascii="Consolas" w:hAnsi="Consolas"/>
-                <w:color w:val="FF0000"/>
-                <w:sz w:val="20"/>
-                <w:szCs w:val="20"/>
-              </w:rPr>
-              <w:t>stats.poisson.cdf</w:t>
-            </w:r>
-            <w:proofErr w:type="spellEnd"/>
-            <w:r>
-              <w:rPr>
-                <w:rFonts w:ascii="Consolas" w:hAnsi="Consolas"/>
-                <w:color w:val="FF0000"/>
-                <w:sz w:val="20"/>
-                <w:szCs w:val="20"/>
-              </w:rPr>
-              <w:t>(</w:t>
-            </w:r>
-            <w:proofErr w:type="gramEnd"/>
-            <w:r>
-              <w:rPr>
-                <w:rFonts w:ascii="Consolas" w:hAnsi="Consolas"/>
-                <w:color w:val="FF0000"/>
-                <w:sz w:val="20"/>
-                <w:szCs w:val="20"/>
-              </w:rPr>
-              <w:t>20, 15)</w:t>
-            </w:r>
           </w:p>
           <w:p>
             <w:pPr>
@@ -2441,66 +1934,6 @@
                 <w:szCs w:val="20"/>
               </w:rPr>
             </w:pPr>
-            <w:r>
-              <w:rPr>
-                <w:rFonts w:ascii="Consolas" w:hAnsi="Consolas"/>
-                <w:color w:val="FF0000"/>
-                <w:sz w:val="20"/>
-                <w:szCs w:val="20"/>
-              </w:rPr>
-              <w:t xml:space="preserve">prob_17_to_21 = </w:t>
-            </w:r>
-            <w:proofErr w:type="spellStart"/>
-            <w:proofErr w:type="gramStart"/>
-            <w:r>
-              <w:rPr>
-                <w:rFonts w:ascii="Consolas" w:hAnsi="Consolas"/>
-                <w:color w:val="FF0000"/>
-                <w:sz w:val="20"/>
-                <w:szCs w:val="20"/>
-              </w:rPr>
-              <w:t>stats.poisson.cdf</w:t>
-            </w:r>
-            <w:proofErr w:type="spellEnd"/>
-            <w:r>
-              <w:rPr>
-                <w:rFonts w:ascii="Consolas" w:hAnsi="Consolas"/>
-                <w:color w:val="FF0000"/>
-                <w:sz w:val="20"/>
-                <w:szCs w:val="20"/>
-              </w:rPr>
-              <w:t>(</w:t>
-            </w:r>
-            <w:proofErr w:type="gramEnd"/>
-            <w:r>
-              <w:rPr>
-                <w:rFonts w:ascii="Consolas" w:hAnsi="Consolas"/>
-                <w:color w:val="FF0000"/>
-                <w:sz w:val="20"/>
-                <w:szCs w:val="20"/>
-              </w:rPr>
-              <w:t xml:space="preserve">21, 15) - </w:t>
-            </w:r>
-            <w:proofErr w:type="spellStart"/>
-            <w:r>
-              <w:rPr>
-                <w:rFonts w:ascii="Consolas" w:hAnsi="Consolas"/>
-                <w:color w:val="FF0000"/>
-                <w:sz w:val="20"/>
-                <w:szCs w:val="20"/>
-              </w:rPr>
-              <w:t>stats.poisson.cdf</w:t>
-            </w:r>
-            <w:proofErr w:type="spellEnd"/>
-            <w:r>
-              <w:rPr>
-                <w:rFonts w:ascii="Consolas" w:hAnsi="Consolas"/>
-                <w:color w:val="FF0000"/>
-                <w:sz w:val="20"/>
-                <w:szCs w:val="20"/>
-              </w:rPr>
-              <w:t>(16, 15)</w:t>
-            </w:r>
           </w:p>
           <w:p>
             <w:pPr>
@@ -2607,9 +2040,6 @@
         </w:tc>
       </w:tr>
     </w:tbl>
-    <w:p/>
-    <w:p/>
-    <w:p/>
     <w:p/>
     <w:p/>
     <w:p/>
@@ -2888,14 +2318,6 @@
                 <w:szCs w:val="20"/>
               </w:rPr>
             </w:pPr>
-            <w:r>
-              <w:rPr>
-                <w:color w:val="FF0000"/>
-                <w:sz w:val="20"/>
-                <w:szCs w:val="20"/>
-              </w:rPr>
-              <w:t>15, because that is where the tallest bars are</w:t>
-            </w:r>
           </w:p>
           <w:p>
             <w:pPr>
@@ -2964,68 +2386,16 @@
                 <w:szCs w:val="20"/>
               </w:rPr>
             </w:pPr>
-            <w:r>
+          </w:p>
+          <w:p>
+            <w:pPr>
+              <w:spacing w:before="100" w:beforeAutospacing="1" w:after="100" w:afterAutospacing="1"/>
               <w:rPr>
                 <w:color w:val="FF0000"/>
                 <w:sz w:val="20"/>
                 <w:szCs w:val="20"/>
               </w:rPr>
-              <w:t xml:space="preserve">No, it would not look </w:t>
-            </w:r>
-            <w:proofErr w:type="gramStart"/>
-            <w:r>
-              <w:rPr>
-                <w:color w:val="FF0000"/>
-                <w:sz w:val="20"/>
-                <w:szCs w:val="20"/>
-              </w:rPr>
-              <w:t>exactly the same</w:t>
-            </w:r>
-            <w:proofErr w:type="gramEnd"/>
-            <w:r>
-              <w:rPr>
-                <w:color w:val="FF0000"/>
-                <w:sz w:val="20"/>
-                <w:szCs w:val="20"/>
-              </w:rPr>
-              <w:t>.</w:t>
-            </w:r>
-          </w:p>
-          <w:p>
-            <w:pPr>
-              <w:spacing w:before="100" w:beforeAutospacing="1" w:after="100" w:afterAutospacing="1"/>
-              <w:rPr>
-                <w:color w:val="FF0000"/>
-                <w:sz w:val="20"/>
-                <w:szCs w:val="20"/>
-              </w:rPr>
-            </w:pPr>
-            <w:r>
-              <w:rPr>
-                <w:color w:val="FF0000"/>
-                <w:sz w:val="20"/>
-                <w:szCs w:val="20"/>
-              </w:rPr>
-              <w:t xml:space="preserve">It would look </w:t>
-            </w:r>
-            <w:r>
-              <w:rPr>
-                <w:b/>
-                <w:bCs/>
-                <w:color w:val="FF0000"/>
-                <w:sz w:val="20"/>
-                <w:szCs w:val="20"/>
-              </w:rPr>
-              <w:t>similar overall</w:t>
-            </w:r>
-            <w:r>
-              <w:rPr>
-                <w:color w:val="FF0000"/>
-                <w:sz w:val="20"/>
-                <w:szCs w:val="20"/>
-              </w:rPr>
-              <w:t>, but the bars would be a little different because the values are generated randomly each time.</w:t>
-            </w:r>
+            </w:pPr>
           </w:p>
         </w:tc>
       </w:tr>
@@ -3059,7 +2429,6 @@
               <w:t xml:space="preserve">Show how you could use the </w:t>
             </w:r>
             <w:proofErr w:type="spellStart"/>
-            <w:proofErr w:type="gramStart"/>
             <w:r>
               <w:rPr>
                 <w:sz w:val="20"/>
@@ -3073,15 +2442,7 @@
                 <w:sz w:val="20"/>
                 <w:szCs w:val="20"/>
               </w:rPr>
-              <w:t>(</w:t>
-            </w:r>
-            <w:proofErr w:type="gramEnd"/>
-            <w:r>
-              <w:rPr>
-                <w:sz w:val="20"/>
-                <w:szCs w:val="20"/>
-              </w:rPr>
-              <w:t xml:space="preserve">) method below to simulate 1000 variates with </w:t>
+              <w:t xml:space="preserve">() method below to simulate 1000 variates with </w:t>
             </w:r>
             <w:r>
               <w:rPr>
@@ -3155,7 +2516,6 @@
               <w:t xml:space="preserve"> </w:t>
             </w:r>
             <w:proofErr w:type="spellStart"/>
-            <w:proofErr w:type="gramStart"/>
             <w:r>
               <w:rPr>
                 <w:rFonts w:ascii="Consolas" w:hAnsi="Consolas"/>
@@ -3211,7 +2571,6 @@
               </w:rPr>
               <w:t>(</w:t>
             </w:r>
-            <w:proofErr w:type="gramEnd"/>
             <w:r>
               <w:rPr>
                 <w:sz w:val="20"/>
@@ -3310,57 +2669,6 @@
                 <w:szCs w:val="21"/>
               </w:rPr>
             </w:pPr>
-            <w:proofErr w:type="spellStart"/>
-            <w:r>
-              <w:rPr>
-                <w:rFonts w:ascii="Consolas" w:hAnsi="Consolas"/>
-                <w:color w:val="FF0000"/>
-                <w:sz w:val="21"/>
-                <w:szCs w:val="21"/>
-              </w:rPr>
-              <w:t>rvs</w:t>
-            </w:r>
-            <w:proofErr w:type="spellEnd"/>
-            <w:r>
-              <w:rPr>
-                <w:rFonts w:ascii="Consolas" w:hAnsi="Consolas"/>
-                <w:color w:val="FF0000"/>
-                <w:sz w:val="21"/>
-                <w:szCs w:val="21"/>
-              </w:rPr>
-              <w:t xml:space="preserve"> = </w:t>
-            </w:r>
-            <w:proofErr w:type="spellStart"/>
-            <w:proofErr w:type="gramStart"/>
-            <w:r>
-              <w:rPr>
-                <w:rFonts w:ascii="Consolas" w:hAnsi="Consolas"/>
-                <w:color w:val="FF0000"/>
-                <w:sz w:val="21"/>
-                <w:szCs w:val="21"/>
-              </w:rPr>
-              <w:t>stats.poisson.rvs</w:t>
-            </w:r>
-            <w:proofErr w:type="spellEnd"/>
-            <w:r>
-              <w:rPr>
-                <w:rFonts w:ascii="Consolas" w:hAnsi="Consolas"/>
-                <w:color w:val="FF0000"/>
-                <w:sz w:val="21"/>
-                <w:szCs w:val="21"/>
-              </w:rPr>
-              <w:t>(</w:t>
-            </w:r>
-            <w:proofErr w:type="gramEnd"/>
-            <w:r>
-              <w:rPr>
-                <w:rFonts w:ascii="Consolas" w:hAnsi="Consolas"/>
-                <w:color w:val="FF0000"/>
-                <w:sz w:val="21"/>
-                <w:szCs w:val="21"/>
-              </w:rPr>
-              <w:t>15, size = 1000)</w:t>
-            </w:r>
           </w:p>
           <w:p>
             <w:pPr>
@@ -3459,32 +2767,16 @@
                 <w:szCs w:val="20"/>
               </w:rPr>
             </w:pPr>
-            <w:r>
+          </w:p>
+          <w:p>
+            <w:pPr>
+              <w:spacing w:before="100" w:beforeAutospacing="1" w:after="100" w:afterAutospacing="1"/>
               <w:rPr>
                 <w:color w:val="FF0000"/>
                 <w:sz w:val="20"/>
                 <w:szCs w:val="20"/>
               </w:rPr>
-              <w:t xml:space="preserve">A list of possible values distributed around 15.  </w:t>
-            </w:r>
-            <w:proofErr w:type="gramStart"/>
-            <w:r>
-              <w:rPr>
-                <w:color w:val="FF0000"/>
-                <w:sz w:val="20"/>
-                <w:szCs w:val="20"/>
-              </w:rPr>
-              <w:t>Therefore</w:t>
-            </w:r>
-            <w:proofErr w:type="gramEnd"/>
-            <w:r>
-              <w:rPr>
-                <w:color w:val="FF0000"/>
-                <w:sz w:val="20"/>
-                <w:szCs w:val="20"/>
-              </w:rPr>
-              <w:t xml:space="preserve"> the mean is about 15</w:t>
-            </w:r>
+            </w:pPr>
           </w:p>
           <w:p>
             <w:pPr>
@@ -3579,8 +2871,6 @@
         </w:tc>
       </w:tr>
     </w:tbl>
-    <w:p/>
-    <w:p/>
     <w:p/>
     <w:p/>
     <w:p/>
@@ -3622,6 +2912,7 @@
                 <w:sz w:val="20"/>
                 <w:szCs w:val="20"/>
               </w:rPr>
+              <w:lastRenderedPageBreak/>
               <w:t xml:space="preserve">Skill </w:t>
             </w:r>
             <w:r>
@@ -3805,15 +3096,16 @@
                 <w:bdr w:val="none" w:sz="0" w:space="0" w:color="auto" w:frame="1"/>
               </w:rPr>
             </w:pPr>
-            <w:r>
+          </w:p>
+          <w:p>
+            <w:pPr>
               <w:rPr>
                 <w:color w:val="FF0000"/>
                 <w:sz w:val="20"/>
                 <w:szCs w:val="20"/>
                 <w:bdr w:val="none" w:sz="0" w:space="0" w:color="auto" w:frame="1"/>
               </w:rPr>
-              <w:t xml:space="preserve">λ≈12 because the histogram is centered around 12, and the most common values are close to 12. In a Poisson distribution, the mean and center are determined by </w:t>
-            </w:r>
+            </w:pPr>
           </w:p>
         </w:tc>
       </w:tr>
@@ -3858,15 +3150,26 @@
                 <w:bdr w:val="none" w:sz="0" w:space="0" w:color="auto" w:frame="1"/>
               </w:rPr>
             </w:pPr>
-            <w:r>
+          </w:p>
+          <w:p>
+            <w:pPr>
               <w:rPr>
                 <w:color w:val="FF0000"/>
                 <w:sz w:val="20"/>
                 <w:szCs w:val="20"/>
                 <w:bdr w:val="none" w:sz="0" w:space="0" w:color="auto" w:frame="1"/>
               </w:rPr>
-              <w:t>The variance is about 12 because this is a Poisson distribution, and for a Poisson distribution the variance is equal to the lambda value. Since the graph is centered around 12, the lambda value is about 12, so the variance is also about 12.</w:t>
-            </w:r>
+            </w:pPr>
+          </w:p>
+          <w:p>
+            <w:pPr>
+              <w:rPr>
+                <w:color w:val="FF0000"/>
+                <w:sz w:val="20"/>
+                <w:szCs w:val="20"/>
+                <w:bdr w:val="none" w:sz="0" w:space="0" w:color="auto" w:frame="1"/>
+              </w:rPr>
+            </w:pPr>
           </w:p>
         </w:tc>
       </w:tr>
@@ -3891,7 +3194,6 @@
               <w:t xml:space="preserve">Show how you could use the </w:t>
             </w:r>
             <w:proofErr w:type="spellStart"/>
-            <w:proofErr w:type="gramStart"/>
             <w:r>
               <w:rPr>
                 <w:sz w:val="20"/>
@@ -3905,15 +3207,7 @@
                 <w:sz w:val="20"/>
                 <w:szCs w:val="20"/>
               </w:rPr>
-              <w:t>(</w:t>
-            </w:r>
-            <w:proofErr w:type="gramEnd"/>
-            <w:r>
-              <w:rPr>
-                <w:sz w:val="20"/>
-                <w:szCs w:val="20"/>
-              </w:rPr>
-              <w:t>) method below to simulate 1000 variates with the expected λ value identified above.</w:t>
+              <w:t>() method below to simulate 1000 variates with the expected λ value identified above.</w:t>
             </w:r>
           </w:p>
           <w:p>
@@ -3975,7 +3269,6 @@
               <w:t xml:space="preserve"> </w:t>
             </w:r>
             <w:proofErr w:type="spellStart"/>
-            <w:proofErr w:type="gramStart"/>
             <w:r>
               <w:rPr>
                 <w:rFonts w:ascii="Consolas" w:hAnsi="Consolas"/>
@@ -4031,7 +3324,6 @@
               </w:rPr>
               <w:t>(</w:t>
             </w:r>
-            <w:proofErr w:type="gramEnd"/>
             <w:r>
               <w:rPr>
                 <w:sz w:val="20"/>
@@ -4128,57 +3420,6 @@
                 <w:szCs w:val="20"/>
               </w:rPr>
             </w:pPr>
-            <w:proofErr w:type="spellStart"/>
-            <w:r>
-              <w:rPr>
-                <w:rFonts w:ascii="Consolas" w:hAnsi="Consolas"/>
-                <w:color w:val="FF0000"/>
-                <w:sz w:val="20"/>
-                <w:szCs w:val="20"/>
-              </w:rPr>
-              <w:t>rvs</w:t>
-            </w:r>
-            <w:proofErr w:type="spellEnd"/>
-            <w:r>
-              <w:rPr>
-                <w:rFonts w:ascii="Consolas" w:hAnsi="Consolas"/>
-                <w:color w:val="FF0000"/>
-                <w:sz w:val="20"/>
-                <w:szCs w:val="20"/>
-              </w:rPr>
-              <w:t xml:space="preserve"> = </w:t>
-            </w:r>
-            <w:proofErr w:type="spellStart"/>
-            <w:proofErr w:type="gramStart"/>
-            <w:r>
-              <w:rPr>
-                <w:rFonts w:ascii="Consolas" w:hAnsi="Consolas"/>
-                <w:color w:val="FF0000"/>
-                <w:sz w:val="20"/>
-                <w:szCs w:val="20"/>
-              </w:rPr>
-              <w:t>stats.poisson.rvs</w:t>
-            </w:r>
-            <w:proofErr w:type="spellEnd"/>
-            <w:r>
-              <w:rPr>
-                <w:rFonts w:ascii="Consolas" w:hAnsi="Consolas"/>
-                <w:color w:val="FF0000"/>
-                <w:sz w:val="20"/>
-                <w:szCs w:val="20"/>
-              </w:rPr>
-              <w:t>(</w:t>
-            </w:r>
-            <w:proofErr w:type="gramEnd"/>
-            <w:r>
-              <w:rPr>
-                <w:rFonts w:ascii="Consolas" w:hAnsi="Consolas"/>
-                <w:color w:val="FF0000"/>
-                <w:sz w:val="20"/>
-                <w:szCs w:val="20"/>
-              </w:rPr>
-              <w:t>12, size = 1000)</w:t>
-            </w:r>
           </w:p>
           <w:p>
             <w:pPr>
@@ -4211,7 +3452,6 @@
               <w:t xml:space="preserve">Show how you could calculate the variance using the </w:t>
             </w:r>
             <w:proofErr w:type="spellStart"/>
-            <w:proofErr w:type="gramStart"/>
             <w:r>
               <w:rPr>
                 <w:i/>
@@ -4229,17 +3469,7 @@
                 <w:sz w:val="20"/>
                 <w:szCs w:val="20"/>
               </w:rPr>
-              <w:t>(</w:t>
-            </w:r>
-            <w:proofErr w:type="gramEnd"/>
-            <w:r>
-              <w:rPr>
-                <w:i/>
-                <w:iCs/>
-                <w:sz w:val="20"/>
-                <w:szCs w:val="20"/>
-              </w:rPr>
-              <w:t>)</w:t>
+              <w:t>()</w:t>
             </w:r>
             <w:r>
               <w:rPr>
@@ -4355,55 +3585,6 @@
                 <w:szCs w:val="20"/>
               </w:rPr>
             </w:pPr>
-            <w:proofErr w:type="spellStart"/>
-            <w:r>
-              <w:rPr>
-                <w:rFonts w:ascii="Consolas" w:hAnsi="Consolas"/>
-                <w:color w:val="FF0000"/>
-                <w:sz w:val="20"/>
-                <w:szCs w:val="20"/>
-              </w:rPr>
-              <w:t>np.</w:t>
-            </w:r>
-            <w:r>
-              <w:rPr>
-                <w:rFonts w:ascii="Consolas" w:hAnsi="Consolas"/>
-                <w:color w:val="FF0000"/>
-                <w:sz w:val="20"/>
-                <w:szCs w:val="20"/>
-              </w:rPr>
-              <w:t>var</w:t>
-            </w:r>
-            <w:proofErr w:type="spellEnd"/>
-            <w:r>
-              <w:rPr>
-                <w:rFonts w:ascii="Consolas" w:hAnsi="Consolas"/>
-                <w:color w:val="FF0000"/>
-                <w:sz w:val="20"/>
-                <w:szCs w:val="20"/>
-              </w:rPr>
-              <w:t>(</w:t>
-            </w:r>
-            <w:proofErr w:type="spellStart"/>
-            <w:r>
-              <w:rPr>
-                <w:rFonts w:ascii="Consolas" w:hAnsi="Consolas"/>
-                <w:color w:val="FF0000"/>
-                <w:sz w:val="20"/>
-                <w:szCs w:val="20"/>
-              </w:rPr>
-              <w:t>rvs</w:t>
-            </w:r>
-            <w:proofErr w:type="spellEnd"/>
-            <w:r>
-              <w:rPr>
-                <w:rFonts w:ascii="Consolas" w:hAnsi="Consolas"/>
-                <w:color w:val="FF0000"/>
-                <w:sz w:val="20"/>
-                <w:szCs w:val="20"/>
-              </w:rPr>
-              <w:t>)</w:t>
-            </w:r>
           </w:p>
           <w:p>
             <w:pPr>
@@ -4546,26 +3727,6 @@
                 <w:szCs w:val="20"/>
               </w:rPr>
             </w:pPr>
-            <w:proofErr w:type="spellStart"/>
-            <w:r>
-              <w:rPr>
-                <w:rFonts w:ascii="Consolas" w:hAnsi="Consolas"/>
-                <w:color w:val="FF0000"/>
-                <w:sz w:val="20"/>
-                <w:szCs w:val="20"/>
-              </w:rPr>
-              <w:t>expected_baskets</w:t>
-            </w:r>
-            <w:proofErr w:type="spellEnd"/>
-            <w:r>
-              <w:rPr>
-                <w:rFonts w:ascii="Consolas" w:hAnsi="Consolas"/>
-                <w:color w:val="FF0000"/>
-                <w:sz w:val="20"/>
-                <w:szCs w:val="20"/>
-              </w:rPr>
-              <w:t xml:space="preserve"> = .85 * 20</w:t>
-            </w:r>
           </w:p>
           <w:p>
             <w:pPr>
@@ -4656,26 +3817,16 @@
                 <w:szCs w:val="20"/>
               </w:rPr>
             </w:pPr>
-            <w:proofErr w:type="spellStart"/>
-            <w:r>
-              <w:rPr>
-                <w:rFonts w:ascii="Consolas" w:hAnsi="Consolas"/>
-                <w:color w:val="FF0000"/>
-                <w:sz w:val="20"/>
-                <w:szCs w:val="20"/>
-              </w:rPr>
-              <w:t>expected_late</w:t>
-            </w:r>
-            <w:proofErr w:type="spellEnd"/>
-            <w:r>
-              <w:rPr>
-                <w:rFonts w:ascii="Consolas" w:hAnsi="Consolas"/>
-                <w:color w:val="FF0000"/>
-                <w:sz w:val="20"/>
-                <w:szCs w:val="20"/>
-              </w:rPr>
-              <w:t xml:space="preserve"> = 180 * (1 - .98)</w:t>
-            </w:r>
+          </w:p>
+          <w:p>
+            <w:pPr>
+              <w:shd w:val="clear" w:color="auto" w:fill="FFFFFF"/>
+              <w:rPr>
+                <w:rFonts w:ascii="Consolas" w:hAnsi="Consolas"/>
+                <w:sz w:val="20"/>
+                <w:szCs w:val="20"/>
+              </w:rPr>
+            </w:pPr>
           </w:p>
           <w:p>
             <w:pPr>
@@ -4811,26 +3962,6 @@
                 <w:szCs w:val="20"/>
               </w:rPr>
             </w:pPr>
-            <w:proofErr w:type="spellStart"/>
-            <w:r>
-              <w:rPr>
-                <w:rFonts w:ascii="Consolas" w:hAnsi="Consolas"/>
-                <w:color w:val="FF0000"/>
-                <w:sz w:val="20"/>
-                <w:szCs w:val="20"/>
-              </w:rPr>
-              <w:t>variance_baskets</w:t>
-            </w:r>
-            <w:proofErr w:type="spellEnd"/>
-            <w:r>
-              <w:rPr>
-                <w:rFonts w:ascii="Consolas" w:hAnsi="Consolas"/>
-                <w:color w:val="FF0000"/>
-                <w:sz w:val="20"/>
-                <w:szCs w:val="20"/>
-              </w:rPr>
-              <w:t xml:space="preserve"> = 20 * .85 * .15</w:t>
-            </w:r>
           </w:p>
           <w:p>
             <w:pPr>
@@ -4908,26 +4039,6 @@
                 <w:szCs w:val="20"/>
               </w:rPr>
             </w:pPr>
-            <w:proofErr w:type="spellStart"/>
-            <w:r>
-              <w:rPr>
-                <w:rFonts w:ascii="Consolas" w:hAnsi="Consolas"/>
-                <w:color w:val="FF0000"/>
-                <w:sz w:val="20"/>
-                <w:szCs w:val="20"/>
-              </w:rPr>
-              <w:t>variance_late</w:t>
-            </w:r>
-            <w:proofErr w:type="spellEnd"/>
-            <w:r>
-              <w:rPr>
-                <w:rFonts w:ascii="Consolas" w:hAnsi="Consolas"/>
-                <w:color w:val="FF0000"/>
-                <w:sz w:val="20"/>
-                <w:szCs w:val="20"/>
-              </w:rPr>
-              <w:t xml:space="preserve"> = .02 * .98 * 180</w:t>
-            </w:r>
           </w:p>
           <w:p>
             <w:pPr>
@@ -5131,18 +4242,11 @@
             <w:pPr>
               <w:shd w:val="clear" w:color="auto" w:fill="FFFFFF"/>
               <w:rPr>
-                <w:sz w:val="20"/>
-                <w:szCs w:val="20"/>
-              </w:rPr>
-            </w:pPr>
-            <w:r>
-              <w:rPr>
                 <w:color w:val="FF0000"/>
                 <w:sz w:val="20"/>
                 <w:szCs w:val="20"/>
               </w:rPr>
-              <w:t>The expected value is the sum of the expected values</w:t>
-            </w:r>
+            </w:pPr>
           </w:p>
           <w:p>
             <w:pPr>
@@ -5154,15 +4258,6 @@
                 <w:szCs w:val="20"/>
               </w:rPr>
             </w:pPr>
-            <w:r>
-              <w:rPr>
-                <w:rFonts w:ascii="Consolas" w:hAnsi="Consolas"/>
-                <w:color w:val="FF0000"/>
-                <w:sz w:val="20"/>
-                <w:szCs w:val="20"/>
-              </w:rPr>
-              <w:t>21</w:t>
-            </w:r>
           </w:p>
           <w:p>
             <w:pPr>
@@ -5312,15 +4407,17 @@
                 <w:szCs w:val="20"/>
               </w:rPr>
             </w:pPr>
-            <w:r>
+          </w:p>
+          <w:p>
+            <w:pPr>
+              <w:shd w:val="clear" w:color="auto" w:fill="FFFFFF"/>
               <w:rPr>
                 <w:rFonts w:ascii="Consolas" w:hAnsi="Consolas" w:cstheme="minorHAnsi"/>
                 <w:color w:val="FF0000"/>
                 <w:sz w:val="20"/>
                 <w:szCs w:val="20"/>
               </w:rPr>
-              <w:t>The expected value is 15 because taking three similar quizzes triples the average number of correct answers.</w:t>
-            </w:r>
+            </w:pPr>
           </w:p>
           <w:p>
             <w:pPr>
@@ -5332,15 +4429,17 @@
                 <w:szCs w:val="20"/>
               </w:rPr>
             </w:pPr>
-            <w:r>
+          </w:p>
+          <w:p>
+            <w:pPr>
+              <w:shd w:val="clear" w:color="auto" w:fill="FFFFFF"/>
               <w:rPr>
                 <w:rFonts w:ascii="Consolas" w:hAnsi="Consolas" w:cstheme="minorHAnsi"/>
                 <w:color w:val="FF0000"/>
                 <w:sz w:val="20"/>
                 <w:szCs w:val="20"/>
               </w:rPr>
-              <w:t>15</w:t>
-            </w:r>
+            </w:pPr>
           </w:p>
           <w:p>
             <w:pPr>
@@ -5413,14 +4512,11 @@
                 <w:szCs w:val="20"/>
               </w:rPr>
             </w:pPr>
-            <w:r>
-              <w:rPr>
-                <w:color w:val="FF0000"/>
-                <w:sz w:val="20"/>
-                <w:szCs w:val="20"/>
-              </w:rPr>
-              <w:t>The variance stays 16 because adding the same amount to every score changes the center but does not change the spread.</w:t>
-            </w:r>
+          </w:p>
+          <w:p>
+            <w:pPr>
+              <w:shd w:val="clear" w:color="auto" w:fill="FFFFFF"/>
+            </w:pPr>
           </w:p>
           <w:p>
             <w:pPr>
@@ -5482,69 +4578,22 @@
           <w:p>
             <w:pPr>
               <w:shd w:val="clear" w:color="auto" w:fill="FFFFFF"/>
-              <w:rPr>
-                <w:color w:val="FF0000"/>
-                <w:sz w:val="20"/>
-                <w:szCs w:val="20"/>
-              </w:rPr>
-            </w:pPr>
-            <w:r>
-              <w:rPr>
-                <w:color w:val="FF0000"/>
-                <w:sz w:val="20"/>
-                <w:szCs w:val="20"/>
-              </w:rPr>
-              <w:t>The new variance is 62.5 because multiplying every score by 5 makes each distance from the mean 5 times larger, so the variance becomes 25 times larger.</w:t>
-            </w:r>
+            </w:pPr>
           </w:p>
           <w:p>
             <w:pPr>
               <w:shd w:val="clear" w:color="auto" w:fill="FFFFFF"/>
-              <w:rPr>
-                <w:color w:val="FF0000"/>
-                <w:sz w:val="20"/>
-                <w:szCs w:val="20"/>
-              </w:rPr>
-            </w:pPr>
-            <w:r>
-              <w:rPr>
-                <w:color w:val="FF0000"/>
-                <w:sz w:val="20"/>
-                <w:szCs w:val="20"/>
-              </w:rPr>
-              <w:t>For a binary distribution (T/F)</w:t>
-            </w:r>
+            </w:pPr>
           </w:p>
           <w:p>
             <w:pPr>
               <w:shd w:val="clear" w:color="auto" w:fill="FFFFFF"/>
-              <w:rPr>
-                <w:color w:val="FF0000"/>
-                <w:sz w:val="20"/>
-                <w:szCs w:val="20"/>
-              </w:rPr>
-            </w:pPr>
-            <w:r>
-              <w:rPr>
-                <w:color w:val="FF0000"/>
-                <w:sz w:val="20"/>
-                <w:szCs w:val="20"/>
-              </w:rPr>
-              <w:t>Old variance = .5 * 1 - .5 = .25 * 10 = 2.5</w:t>
-            </w:r>
+            </w:pPr>
           </w:p>
           <w:p>
             <w:pPr>
               <w:shd w:val="clear" w:color="auto" w:fill="FFFFFF"/>
             </w:pPr>
-            <w:r>
-              <w:rPr>
-                <w:color w:val="FF0000"/>
-                <w:sz w:val="20"/>
-                <w:szCs w:val="20"/>
-              </w:rPr>
-              <w:t>New variance = 5(.5) * 5(1-.5) = 6.25 * 10 = 62.5</w:t>
-            </w:r>
           </w:p>
         </w:tc>
       </w:tr>
@@ -5625,50 +4674,21 @@
                 <w:szCs w:val="20"/>
               </w:rPr>
             </w:pPr>
-            <w:r>
+          </w:p>
+          <w:p>
+            <w:pPr>
+              <w:shd w:val="clear" w:color="auto" w:fill="FFFFFF"/>
               <w:rPr>
                 <w:color w:val="FF0000"/>
                 <w:sz w:val="20"/>
                 <w:szCs w:val="20"/>
               </w:rPr>
-              <w:t>V(X) = 1/6 * (1 – 1/6) = .1389</w:t>
-            </w:r>
+            </w:pPr>
           </w:p>
           <w:p>
             <w:pPr>
               <w:shd w:val="clear" w:color="auto" w:fill="FFFFFF"/>
-              <w:rPr>
-                <w:color w:val="FF0000"/>
-                <w:sz w:val="20"/>
-                <w:szCs w:val="20"/>
-              </w:rPr>
-            </w:pPr>
-            <w:r>
-              <w:rPr>
-                <w:color w:val="FF0000"/>
-                <w:sz w:val="20"/>
-                <w:szCs w:val="20"/>
-              </w:rPr>
-              <w:t>V(Y) = 1/6 * (1 – 1/6) = .1389</w:t>
-            </w:r>
-          </w:p>
-          <w:p>
-            <w:pPr>
-              <w:shd w:val="clear" w:color="auto" w:fill="FFFFFF"/>
-              <w:rPr>
-                <w:color w:val="FF0000"/>
-                <w:sz w:val="20"/>
-                <w:szCs w:val="20"/>
-              </w:rPr>
-            </w:pPr>
-            <w:r>
-              <w:rPr>
-                <w:color w:val="FF0000"/>
-                <w:sz w:val="20"/>
-                <w:szCs w:val="20"/>
-              </w:rPr>
-              <w:t>.1389 + .1389 = .278</w:t>
-            </w:r>
+            </w:pPr>
           </w:p>
           <w:p>
             <w:pPr>
@@ -5769,15 +4789,7 @@
       <w:t>1</w:t>
     </w:r>
     <w:r>
-      <w:t xml:space="preserve"> Ticket Out </w:t>
-    </w:r>
-    <w:proofErr w:type="gramStart"/>
-    <w:r>
-      <w:t>The</w:t>
-    </w:r>
-    <w:proofErr w:type="gramEnd"/>
-    <w:r>
-      <w:t xml:space="preserve"> Door</w:t>
+      <w:t xml:space="preserve"> Ticket Out The Door</w:t>
     </w:r>
   </w:p>
   <w:p>
@@ -7693,14 +6705,6 @@
 </file>
 
 <file path=customXml/item1.xml><?xml version="1.0" encoding="utf-8"?>
-<p:properties xmlns:p="http://schemas.microsoft.com/office/2006/metadata/properties" xmlns:xsi="http://www.w3.org/2001/XMLSchema-instance" xmlns:pc="http://schemas.microsoft.com/office/infopath/2007/PartnerControls">
-  <documentManagement>
-    <_activity xmlns="a6d79e3d-a55b-400d-a0da-8473ae6cc6e0" xsi:nil="true"/>
-  </documentManagement>
-</p:properties>
-</file>
-
-<file path=customXml/item2.xml><?xml version="1.0" encoding="utf-8"?>
 <ct:contentTypeSchema xmlns:ct="http://schemas.microsoft.com/office/2006/metadata/contentType" xmlns:ma="http://schemas.microsoft.com/office/2006/metadata/properties/metaAttributes" ct:_="" ma:_="" ma:contentTypeName="Document" ma:contentTypeID="0x010100011ABDCA48BC7F40ADCF2BC1DBB93A5B" ma:contentTypeVersion="6" ma:contentTypeDescription="Create a new document." ma:contentTypeScope="" ma:versionID="1caff77ab25d5eafa3e55fa1f725f94a">
   <xsd:schema xmlns:xsd="http://www.w3.org/2001/XMLSchema" xmlns:xs="http://www.w3.org/2001/XMLSchema" xmlns:p="http://schemas.microsoft.com/office/2006/metadata/properties" xmlns:ns3="a6d79e3d-a55b-400d-a0da-8473ae6cc6e0" targetNamespace="http://schemas.microsoft.com/office/2006/metadata/properties" ma:root="true" ma:fieldsID="daa2df9738e020cf2067e13012f3b2be" ns3:_="">
     <xsd:import namespace="a6d79e3d-a55b-400d-a0da-8473ae6cc6e0"/>
@@ -7856,11 +6860,15 @@
 </ct:contentTypeSchema>
 </file>
 
-<file path=customXml/item3.xml><?xml version="1.0" encoding="utf-8"?>
-<b:Sources xmlns:b="http://schemas.openxmlformats.org/officeDocument/2006/bibliography" xmlns="http://schemas.openxmlformats.org/officeDocument/2006/bibliography" SelectedStyle="\APASixthEditionOfficeOnline.xsl" StyleName="APA" Version="6"/>
+<file path=customXml/item2.xml><?xml version="1.0" encoding="utf-8"?>
+<p:properties xmlns:p="http://schemas.microsoft.com/office/2006/metadata/properties" xmlns:xsi="http://www.w3.org/2001/XMLSchema-instance" xmlns:pc="http://schemas.microsoft.com/office/infopath/2007/PartnerControls">
+  <documentManagement>
+    <_activity xmlns="a6d79e3d-a55b-400d-a0da-8473ae6cc6e0" xsi:nil="true"/>
+  </documentManagement>
+</p:properties>
 </file>
 
-<file path=customXml/item4.xml><?xml version="1.0" encoding="utf-8"?>
+<file path=customXml/item3.xml><?xml version="1.0" encoding="utf-8"?>
 <?mso-contentType ?>
 <FormTemplates xmlns="http://schemas.microsoft.com/sharepoint/v3/contenttype/forms">
   <Display>DocumentLibraryForm</Display>
@@ -7869,17 +6877,11 @@
 </FormTemplates>
 </file>
 
-<file path=customXml/itemProps1.xml><?xml version="1.0" encoding="utf-8"?>
-<ds:datastoreItem xmlns:ds="http://schemas.openxmlformats.org/officeDocument/2006/customXml" ds:itemID="{75FE672D-D124-4377-A7BE-4902367E8A5C}">
-  <ds:schemaRefs>
-    <ds:schemaRef ds:uri="http://schemas.microsoft.com/office/2006/metadata/properties"/>
-    <ds:schemaRef ds:uri="http://schemas.microsoft.com/office/infopath/2007/PartnerControls"/>
-    <ds:schemaRef ds:uri="a6d79e3d-a55b-400d-a0da-8473ae6cc6e0"/>
-  </ds:schemaRefs>
-</ds:datastoreItem>
+<file path=customXml/item4.xml><?xml version="1.0" encoding="utf-8"?>
+<b:Sources xmlns:b="http://schemas.openxmlformats.org/officeDocument/2006/bibliography" xmlns="http://schemas.openxmlformats.org/officeDocument/2006/bibliography" SelectedStyle="\APASixthEditionOfficeOnline.xsl" StyleName="APA" Version="6"/>
 </file>
 
-<file path=customXml/itemProps2.xml><?xml version="1.0" encoding="utf-8"?>
+<file path=customXml/itemProps1.xml><?xml version="1.0" encoding="utf-8"?>
 <ds:datastoreItem xmlns:ds="http://schemas.openxmlformats.org/officeDocument/2006/customXml" ds:itemID="{C060F728-67ED-407C-BF7F-A7B019DC3771}">
   <ds:schemaRefs>
     <ds:schemaRef ds:uri="http://schemas.microsoft.com/office/2006/metadata/contentType"/>
@@ -7897,18 +6899,28 @@
 </ds:datastoreItem>
 </file>
 
+<file path=customXml/itemProps2.xml><?xml version="1.0" encoding="utf-8"?>
+<ds:datastoreItem xmlns:ds="http://schemas.openxmlformats.org/officeDocument/2006/customXml" ds:itemID="{75FE672D-D124-4377-A7BE-4902367E8A5C}">
+  <ds:schemaRefs>
+    <ds:schemaRef ds:uri="http://schemas.microsoft.com/office/2006/metadata/properties"/>
+    <ds:schemaRef ds:uri="http://schemas.microsoft.com/office/infopath/2007/PartnerControls"/>
+    <ds:schemaRef ds:uri="a6d79e3d-a55b-400d-a0da-8473ae6cc6e0"/>
+  </ds:schemaRefs>
+</ds:datastoreItem>
+</file>
+
 <file path=customXml/itemProps3.xml><?xml version="1.0" encoding="utf-8"?>
+<ds:datastoreItem xmlns:ds="http://schemas.openxmlformats.org/officeDocument/2006/customXml" ds:itemID="{D85B5C3F-C3EC-46EF-9B96-CCFC2ED263E5}">
+  <ds:schemaRefs>
+    <ds:schemaRef ds:uri="http://schemas.microsoft.com/sharepoint/v3/contenttype/forms"/>
+  </ds:schemaRefs>
+</ds:datastoreItem>
+</file>
+
+<file path=customXml/itemProps4.xml><?xml version="1.0" encoding="utf-8"?>
 <ds:datastoreItem xmlns:ds="http://schemas.openxmlformats.org/officeDocument/2006/customXml" ds:itemID="{9B838FAF-4444-44C9-8D98-83D47FBF6D6C}">
   <ds:schemaRefs>
     <ds:schemaRef ds:uri="http://schemas.openxmlformats.org/officeDocument/2006/bibliography"/>
   </ds:schemaRefs>
 </ds:datastoreItem>
-</file>
-
-<file path=customXml/itemProps4.xml><?xml version="1.0" encoding="utf-8"?>
-<ds:datastoreItem xmlns:ds="http://schemas.openxmlformats.org/officeDocument/2006/customXml" ds:itemID="{D85B5C3F-C3EC-46EF-9B96-CCFC2ED263E5}">
-  <ds:schemaRefs>
-    <ds:schemaRef ds:uri="http://schemas.microsoft.com/sharepoint/v3/contenttype/forms"/>
-  </ds:schemaRefs>
-</ds:datastoreItem>
 </file>